--- a/R/Entender funciones genostar/Funciones_genostar.docx
+++ b/R/Entender funciones genostar/Funciones_genostar.docx
@@ -4,6 +4,14 @@
   <w:body>
     <w:sdt>
       <w:sdtPr>
+        <w:rPr>
+          <w:rFonts w:ascii="Times New Roman" w:eastAsia="Times New Roman" w:hAnsi="Times New Roman" w:cs="Times New Roman"/>
+          <w:b w:val="0"/>
+          <w:bCs w:val="0"/>
+          <w:color w:val="auto"/>
+          <w:sz w:val="24"/>
+          <w:szCs w:val="24"/>
+        </w:rPr>
         <w:id w:val="1196812497"/>
         <w:docPartObj>
           <w:docPartGallery w:val="Table of Contents"/>
@@ -12,11 +20,7 @@
       </w:sdtPr>
       <w:sdtEndPr>
         <w:rPr>
-          <w:rFonts w:ascii="Times New Roman" w:eastAsia="Times New Roman" w:hAnsi="Times New Roman" w:cs="Times New Roman"/>
           <w:noProof/>
-          <w:color w:val="auto"/>
-          <w:sz w:val="24"/>
-          <w:szCs w:val="24"/>
         </w:rPr>
       </w:sdtEndPr>
       <w:sdtContent>
@@ -1313,19 +1317,23 @@
     </w:sdt>
     <w:p>
       <w:pPr>
-        <w:pStyle w:val="Ttulo2"/>
-        <w:rPr>
-          <w:lang w:val="en-US"/>
-        </w:rPr>
-      </w:pPr>
-    </w:p>
-    <w:p>
-      <w:pPr>
-        <w:pStyle w:val="Ttulo2"/>
-        <w:rPr>
-          <w:lang w:val="en-US"/>
-        </w:rPr>
-      </w:pPr>
+        <w:rPr>
+          <w:lang w:val="en-US"/>
+        </w:rPr>
+      </w:pPr>
+    </w:p>
+    <w:p>
+      <w:pPr>
+        <w:rPr>
+          <w:lang w:val="en-US"/>
+        </w:rPr>
+      </w:pPr>
+      <w:r>
+        <w:rPr>
+          <w:lang w:val="en-US"/>
+        </w:rPr>
+        <w:t>v</w:t>
+      </w:r>
     </w:p>
     <w:p>
       <w:pPr>
@@ -1377,7 +1385,7 @@
           <w14:ligatures w14:val="standardContextual"/>
         </w:rPr>
         <w:pict w14:anchorId="4ECE6DCA">
-          <v:rect id="_x0000_i1050" alt="" style="width:408.75pt;height:.05pt;mso-width-percent:0;mso-height-percent:0;mso-width-percent:0;mso-height-percent:0" o:hrpct="925" o:hralign="center" o:hrstd="t" o:hrnoshade="t" o:hr="t" fillcolor="black" stroked="f"/>
+          <v:rect id="_x0000_i1025" alt="" style="width:392.85pt;height:.05pt;mso-width-percent:0;mso-height-percent:0;mso-width-percent:0;mso-height-percent:0" o:hrpct="889" o:hralign="center" o:hrstd="t" o:hrnoshade="t" o:hr="t" fillcolor="black" stroked="f"/>
         </w:pict>
       </w:r>
     </w:p>
@@ -1424,7 +1432,7 @@
           <w14:ligatures w14:val="standardContextual"/>
         </w:rPr>
         <w:pict w14:anchorId="7861845B">
-          <v:rect id="_x0000_i1049" alt="" style="width:408.75pt;height:.05pt;mso-width-percent:0;mso-height-percent:0;mso-width-percent:0;mso-height-percent:0" o:hrpct="925" o:hralign="center" o:hrstd="t" o:hrnoshade="t" o:hr="t" fillcolor="black" stroked="f"/>
+          <v:rect id="_x0000_i1026" alt="" style="width:392.85pt;height:.05pt;mso-width-percent:0;mso-height-percent:0;mso-width-percent:0;mso-height-percent:0" o:hrpct="889" o:hralign="center" o:hrstd="t" o:hrnoshade="t" o:hr="t" fillcolor="black" stroked="f"/>
         </w:pict>
       </w:r>
     </w:p>
@@ -1887,14 +1895,7 @@
         <w:rPr>
           <w:color w:val="000000"/>
         </w:rPr>
-        <w:t xml:space="preserve"> que pertenecen al gen solicitado, los compara uno a uno contra una "tabla maestra" de alelos estrella y decide qué combinación de estrellas (*1, *2, etc.) explica mejor el ADN del </w:t>
-      </w:r>
-      <w:r>
-        <w:rPr>
-          <w:color w:val="000000"/>
-        </w:rPr>
-        <w:lastRenderedPageBreak/>
-        <w:t>paciente, aplicando reglas especiales si el gen es muy complejo (como el CYP2D6).</w:t>
+        <w:t xml:space="preserve"> que pertenecen al gen solicitado, los compara uno a uno contra una "tabla maestra" de alelos estrella y decide qué combinación de estrellas (*1, *2, etc.) explica mejor el ADN del paciente, aplicando reglas especiales si el gen es muy complejo (como el CYP2D6).</w:t>
       </w:r>
     </w:p>
     <w:p>
@@ -1914,6 +1915,7 @@
           <w:bCs/>
           <w:color w:val="000000"/>
         </w:rPr>
+        <w:lastRenderedPageBreak/>
         <w:t>Output (Formato):</w:t>
       </w:r>
       <w:r>
@@ -2050,7 +2052,7 @@
           <w14:ligatures w14:val="standardContextual"/>
         </w:rPr>
         <w:pict w14:anchorId="20B9655C">
-          <v:rect id="_x0000_i1056" alt="" style="width:408.75pt;height:.05pt;mso-width-percent:0;mso-height-percent:0;mso-width-percent:0;mso-height-percent:0" o:hrpct="925" o:hralign="center" o:hrstd="t" o:hrnoshade="t" o:hr="t" fillcolor="black" stroked="f"/>
+          <v:rect id="_x0000_i1027" alt="" style="width:392.85pt;height:.05pt;mso-width-percent:0;mso-height-percent:0;mso-width-percent:0;mso-height-percent:0" o:hrpct="889" o:hralign="center" o:hrstd="t" o:hrnoshade="t" o:hr="t" fillcolor="black" stroked="f"/>
         </w:pict>
       </w:r>
     </w:p>
@@ -2421,7 +2423,7 @@
           <w14:ligatures w14:val="standardContextual"/>
         </w:rPr>
         <w:pict w14:anchorId="0A385EF2">
-          <v:rect id="_x0000_i1052" alt="" style="width:408.75pt;height:.05pt;mso-width-percent:0;mso-height-percent:0;mso-width-percent:0;mso-height-percent:0" o:hrpct="925" o:hralign="center" o:hrstd="t" o:hrnoshade="t" o:hr="t" fillcolor="black" stroked="f"/>
+          <v:rect id="_x0000_i1028" alt="" style="width:392.85pt;height:.05pt;mso-width-percent:0;mso-height-percent:0;mso-width-percent:0;mso-height-percent:0" o:hrpct="889" o:hralign="center" o:hrstd="t" o:hrnoshade="t" o:hr="t" fillcolor="black" stroked="f"/>
         </w:pict>
       </w:r>
     </w:p>
@@ -2454,17 +2456,32 @@
         <w:rPr>
           <w:sz w:val="36"/>
           <w:szCs w:val="36"/>
-        </w:rPr>
-      </w:pPr>
+          <w:lang w:val="en-US"/>
+        </w:rPr>
+      </w:pPr>
+      <w:proofErr w:type="spellStart"/>
       <w:r>
         <w:rPr>
           <w:sz w:val="36"/>
           <w:szCs w:val="36"/>
-        </w:rPr>
-        <w:t>Función </w:t>
-      </w:r>
-      <w:proofErr w:type="spellStart"/>
-      <w:r>
+          <w:lang w:val="en-US"/>
+        </w:rPr>
+        <w:t>Función</w:t>
+      </w:r>
+      <w:proofErr w:type="spellEnd"/>
+      <w:r>
+        <w:rPr>
+          <w:sz w:val="36"/>
+          <w:szCs w:val="36"/>
+          <w:lang w:val="en-US"/>
+        </w:rPr>
+        <w:t> </w:t>
+      </w:r>
+      <w:proofErr w:type="spellStart"/>
+      <w:r>
+        <w:rPr>
+          <w:lang w:val="en-US"/>
+        </w:rPr>
         <w:t>fill_empty_cells</w:t>
       </w:r>
       <w:proofErr w:type="spellEnd"/>
@@ -2742,7 +2759,6 @@
           <w:noProof/>
           <w14:ligatures w14:val="standardContextual"/>
         </w:rPr>
-        <w:lastRenderedPageBreak/>
       </w:r>
       <w:r>
         <w:rPr>
@@ -2750,7 +2766,7 @@
           <w14:ligatures w14:val="standardContextual"/>
         </w:rPr>
         <w:pict w14:anchorId="5DC74CB3">
-          <v:rect id="_x0000_i1053" alt="" style="width:408.75pt;height:.05pt;mso-width-percent:0;mso-height-percent:0;mso-width-percent:0;mso-height-percent:0" o:hrpct="925" o:hralign="center" o:hrstd="t" o:hrnoshade="t" o:hr="t" fillcolor="black" stroked="f"/>
+          <v:rect id="_x0000_i1029" alt="" style="width:392.85pt;height:.05pt;mso-width-percent:0;mso-height-percent:0;mso-width-percent:0;mso-height-percent:0" o:hrpct="889" o:hralign="center" o:hrstd="t" o:hrnoshade="t" o:hr="t" fillcolor="black" stroked="f"/>
         </w:pict>
       </w:r>
     </w:p>
@@ -3191,7 +3207,7 @@
           <w14:ligatures w14:val="standardContextual"/>
         </w:rPr>
         <w:pict w14:anchorId="555BD3D3">
-          <v:rect id="_x0000_i1054" alt="" style="width:408.75pt;height:.05pt;mso-width-percent:0;mso-height-percent:0;mso-width-percent:0;mso-height-percent:0" o:hrpct="925" o:hralign="center" o:hrstd="t" o:hrnoshade="t" o:hr="t" fillcolor="black" stroked="f"/>
+          <v:rect id="_x0000_i1030" alt="" style="width:392.85pt;height:.05pt;mso-width-percent:0;mso-height-percent:0;mso-width-percent:0;mso-height-percent:0" o:hrpct="889" o:hralign="center" o:hrstd="t" o:hrnoshade="t" o:hr="t" fillcolor="black" stroked="f"/>
         </w:pict>
       </w:r>
     </w:p>
@@ -3601,7 +3617,7 @@
           <w14:ligatures w14:val="standardContextual"/>
         </w:rPr>
         <w:pict w14:anchorId="702058E2">
-          <v:rect id="_x0000_i1057" alt="" style="width:408.75pt;height:.05pt;mso-width-percent:0;mso-height-percent:0;mso-width-percent:0;mso-height-percent:0" o:hrpct="925" o:hralign="center" o:hrstd="t" o:hrnoshade="t" o:hr="t" fillcolor="black" stroked="f"/>
+          <v:rect id="_x0000_i1031" alt="" style="width:392.85pt;height:.05pt;mso-width-percent:0;mso-height-percent:0;mso-width-percent:0;mso-height-percent:0" o:hrpct="889" o:hralign="center" o:hrstd="t" o:hrnoshade="t" o:hr="t" fillcolor="black" stroked="f"/>
         </w:pict>
       </w:r>
     </w:p>
@@ -3649,17 +3665,32 @@
         <w:rPr>
           <w:sz w:val="36"/>
           <w:szCs w:val="36"/>
-        </w:rPr>
-      </w:pPr>
+          <w:lang w:val="en-US"/>
+        </w:rPr>
+      </w:pPr>
+      <w:proofErr w:type="spellStart"/>
       <w:r>
         <w:rPr>
           <w:sz w:val="36"/>
           <w:szCs w:val="36"/>
-        </w:rPr>
-        <w:t>Función </w:t>
-      </w:r>
-      <w:proofErr w:type="spellStart"/>
-      <w:r>
+          <w:lang w:val="en-US"/>
+        </w:rPr>
+        <w:t>Función</w:t>
+      </w:r>
+      <w:proofErr w:type="spellEnd"/>
+      <w:r>
+        <w:rPr>
+          <w:sz w:val="36"/>
+          <w:szCs w:val="36"/>
+          <w:lang w:val="en-US"/>
+        </w:rPr>
+        <w:t> </w:t>
+      </w:r>
+      <w:proofErr w:type="spellStart"/>
+      <w:r>
+        <w:rPr>
+          <w:lang w:val="en-US"/>
+        </w:rPr>
         <w:t>generate_phased_combinations</w:t>
       </w:r>
       <w:proofErr w:type="spellEnd"/>
@@ -4125,7 +4156,7 @@
           <w14:ligatures w14:val="standardContextual"/>
         </w:rPr>
         <w:pict w14:anchorId="34FC5717">
-          <v:rect id="_x0000_i1058" alt="" style="width:408.75pt;height:.05pt;mso-width-percent:0;mso-height-percent:0;mso-width-percent:0;mso-height-percent:0" o:hrpct="925" o:hralign="center" o:hrstd="t" o:hrnoshade="t" o:hr="t" fillcolor="black" stroked="f"/>
+          <v:rect id="_x0000_i1032" alt="" style="width:392.85pt;height:.05pt;mso-width-percent:0;mso-height-percent:0;mso-width-percent:0;mso-height-percent:0" o:hrpct="889" o:hralign="center" o:hrstd="t" o:hrnoshade="t" o:hr="t" fillcolor="black" stroked="f"/>
         </w:pict>
       </w:r>
     </w:p>
@@ -4172,7 +4203,7 @@
           <w14:ligatures w14:val="standardContextual"/>
         </w:rPr>
         <w:pict w14:anchorId="359607D6">
-          <v:rect id="_x0000_i1059" alt="" style="width:408.75pt;height:.05pt;mso-width-percent:0;mso-height-percent:0;mso-width-percent:0;mso-height-percent:0" o:hrpct="925" o:hralign="center" o:hrstd="t" o:hrnoshade="t" o:hr="t" fillcolor="black" stroked="f"/>
+          <v:rect id="_x0000_i1033" alt="" style="width:392.85pt;height:.05pt;mso-width-percent:0;mso-height-percent:0;mso-width-percent:0;mso-height-percent:0" o:hrpct="889" o:hralign="center" o:hrstd="t" o:hrnoshade="t" o:hr="t" fillcolor="black" stroked="f"/>
         </w:pict>
       </w:r>
     </w:p>
@@ -4212,7 +4243,7 @@
           <w14:ligatures w14:val="standardContextual"/>
         </w:rPr>
         <w:pict w14:anchorId="7111A153">
-          <v:rect id="_x0000_i1060" alt="" style="width:408.75pt;height:.05pt;mso-width-percent:0;mso-height-percent:0;mso-width-percent:0;mso-height-percent:0" o:hrpct="925" o:hralign="center" o:hrstd="t" o:hrnoshade="t" o:hr="t" fillcolor="black" stroked="f"/>
+          <v:rect id="_x0000_i1034" alt="" style="width:392.85pt;height:.05pt;mso-width-percent:0;mso-height-percent:0;mso-width-percent:0;mso-height-percent:0" o:hrpct="889" o:hralign="center" o:hrstd="t" o:hrnoshade="t" o:hr="t" fillcolor="black" stroked="f"/>
         </w:pict>
       </w:r>
     </w:p>
@@ -4252,7 +4283,7 @@
           <w14:ligatures w14:val="standardContextual"/>
         </w:rPr>
         <w:pict w14:anchorId="6037A794">
-          <v:rect id="_x0000_i1061" alt="" style="width:408.75pt;height:.05pt;mso-width-percent:0;mso-height-percent:0;mso-width-percent:0;mso-height-percent:0" o:hrpct="925" o:hralign="center" o:hrstd="t" o:hrnoshade="t" o:hr="t" fillcolor="black" stroked="f"/>
+          <v:rect id="_x0000_i1035" alt="" style="width:392.85pt;height:.05pt;mso-width-percent:0;mso-height-percent:0;mso-width-percent:0;mso-height-percent:0" o:hrpct="889" o:hralign="center" o:hrstd="t" o:hrnoshade="t" o:hr="t" fillcolor="black" stroked="f"/>
         </w:pict>
       </w:r>
     </w:p>
@@ -4305,7 +4336,7 @@
           <w14:ligatures w14:val="standardContextual"/>
         </w:rPr>
         <w:pict w14:anchorId="1ED233F3">
-          <v:rect id="_x0000_i1048" alt="" style="width:408.75pt;height:.05pt;mso-width-percent:0;mso-height-percent:0;mso-width-percent:0;mso-height-percent:0" o:hrpct="925" o:hralign="center" o:hrstd="t" o:hrnoshade="t" o:hr="t" fillcolor="black" stroked="f"/>
+          <v:rect id="_x0000_i1036" alt="" style="width:392.85pt;height:.05pt;mso-width-percent:0;mso-height-percent:0;mso-width-percent:0;mso-height-percent:0" o:hrpct="889" o:hralign="center" o:hrstd="t" o:hrnoshade="t" o:hr="t" fillcolor="black" stroked="f"/>
         </w:pict>
       </w:r>
     </w:p>
@@ -4339,17 +4370,32 @@
         <w:rPr>
           <w:sz w:val="36"/>
           <w:szCs w:val="36"/>
-        </w:rPr>
-      </w:pPr>
+          <w:lang w:val="en-US"/>
+        </w:rPr>
+      </w:pPr>
+      <w:proofErr w:type="spellStart"/>
       <w:r>
         <w:rPr>
           <w:sz w:val="36"/>
           <w:szCs w:val="36"/>
-        </w:rPr>
-        <w:t>Función </w:t>
-      </w:r>
-      <w:proofErr w:type="spellStart"/>
-      <w:r>
+          <w:lang w:val="en-US"/>
+        </w:rPr>
+        <w:t>Función</w:t>
+      </w:r>
+      <w:proofErr w:type="spellEnd"/>
+      <w:r>
+        <w:rPr>
+          <w:sz w:val="36"/>
+          <w:szCs w:val="36"/>
+          <w:lang w:val="en-US"/>
+        </w:rPr>
+        <w:t> </w:t>
+      </w:r>
+      <w:proofErr w:type="spellStart"/>
+      <w:r>
+        <w:rPr>
+          <w:lang w:val="en-US"/>
+        </w:rPr>
         <w:t>star_to_activity</w:t>
       </w:r>
       <w:proofErr w:type="spellEnd"/>
@@ -4777,7 +4823,7 @@
           <w14:ligatures w14:val="standardContextual"/>
         </w:rPr>
         <w:pict w14:anchorId="0D532AFD">
-          <v:rect id="_x0000_i1047" alt="" style="width:408.75pt;height:.05pt;mso-width-percent:0;mso-height-percent:0;mso-width-percent:0;mso-height-percent:0" o:hrpct="925" o:hralign="center" o:hrstd="t" o:hrnoshade="t" o:hr="t" fillcolor="black" stroked="f"/>
+          <v:rect id="_x0000_i1037" alt="" style="width:392.85pt;height:.05pt;mso-width-percent:0;mso-height-percent:0;mso-width-percent:0;mso-height-percent:0" o:hrpct="889" o:hralign="center" o:hrstd="t" o:hrnoshade="t" o:hr="t" fillcolor="black" stroked="f"/>
         </w:pict>
       </w:r>
     </w:p>
@@ -4804,17 +4850,32 @@
         <w:rPr>
           <w:sz w:val="36"/>
           <w:szCs w:val="36"/>
-        </w:rPr>
-      </w:pPr>
+          <w:lang w:val="en-US"/>
+        </w:rPr>
+      </w:pPr>
+      <w:proofErr w:type="spellStart"/>
       <w:r>
         <w:rPr>
           <w:sz w:val="36"/>
           <w:szCs w:val="36"/>
-        </w:rPr>
-        <w:t>Función </w:t>
-      </w:r>
-      <w:proofErr w:type="spellStart"/>
-      <w:r>
+          <w:lang w:val="en-US"/>
+        </w:rPr>
+        <w:t>Función</w:t>
+      </w:r>
+      <w:proofErr w:type="spellEnd"/>
+      <w:r>
+        <w:rPr>
+          <w:sz w:val="36"/>
+          <w:szCs w:val="36"/>
+          <w:lang w:val="en-US"/>
+        </w:rPr>
+        <w:t> </w:t>
+      </w:r>
+      <w:proofErr w:type="spellStart"/>
+      <w:r>
+        <w:rPr>
+          <w:lang w:val="en-US"/>
+        </w:rPr>
         <w:t>star_to_pheno</w:t>
       </w:r>
       <w:proofErr w:type="spellEnd"/>
@@ -5489,7 +5550,7 @@
           <w14:ligatures w14:val="standardContextual"/>
         </w:rPr>
         <w:pict w14:anchorId="207FCAF4">
-          <v:rect id="_x0000_i1046" alt="" style="width:408.75pt;height:.05pt;mso-width-percent:0;mso-height-percent:0;mso-width-percent:0;mso-height-percent:0" o:hrpct="925" o:hralign="center" o:hrstd="t" o:hrnoshade="t" o:hr="t" fillcolor="black" stroked="f"/>
+          <v:rect id="_x0000_i1038" alt="" style="width:392.85pt;height:.05pt;mso-width-percent:0;mso-height-percent:0;mso-width-percent:0;mso-height-percent:0" o:hrpct="889" o:hralign="center" o:hrstd="t" o:hrnoshade="t" o:hr="t" fillcolor="black" stroked="f"/>
         </w:pict>
       </w:r>
     </w:p>
@@ -6093,7 +6154,7 @@
           <w14:ligatures w14:val="standardContextual"/>
         </w:rPr>
         <w:pict w14:anchorId="7B55BAB4">
-          <v:rect id="_x0000_i1045" alt="" style="width:408.75pt;height:.05pt;mso-width-percent:0;mso-height-percent:0;mso-width-percent:0;mso-height-percent:0" o:hrpct="925" o:hralign="center" o:hrstd="t" o:hrnoshade="t" o:hr="t" fillcolor="black" stroked="f"/>
+          <v:rect id="_x0000_i1039" alt="" style="width:392.85pt;height:.05pt;mso-width-percent:0;mso-height-percent:0;mso-width-percent:0;mso-height-percent:0" o:hrpct="889" o:hralign="center" o:hrstd="t" o:hrnoshade="t" o:hr="t" fillcolor="black" stroked="f"/>
         </w:pict>
       </w:r>
     </w:p>
@@ -6158,7 +6219,7 @@
           <w14:ligatures w14:val="standardContextual"/>
         </w:rPr>
         <w:pict w14:anchorId="2E1C3D99">
-          <v:rect id="_x0000_i1044" alt="" style="width:408.75pt;height:.05pt;mso-width-percent:0;mso-height-percent:0;mso-width-percent:0;mso-height-percent:0" o:hrpct="925" o:hralign="center" o:hrstd="t" o:hrnoshade="t" o:hr="t" fillcolor="black" stroked="f"/>
+          <v:rect id="_x0000_i1040" alt="" style="width:392.85pt;height:.05pt;mso-width-percent:0;mso-height-percent:0;mso-width-percent:0;mso-height-percent:0" o:hrpct="889" o:hralign="center" o:hrstd="t" o:hrnoshade="t" o:hr="t" fillcolor="black" stroked="f"/>
         </w:pict>
       </w:r>
     </w:p>
@@ -7520,6 +7581,95 @@
     </w:lvl>
   </w:abstractNum>
   <w:abstractNum w:abstractNumId="9" w15:restartNumberingAfterBreak="0">
+    <w:nsid w:val="491A29F4"/>
+    <w:multiLevelType w:val="hybridMultilevel"/>
+    <w:tmpl w:val="14626BEC"/>
+    <w:lvl w:ilvl="0" w:tplc="040A000F">
+      <w:start w:val="1"/>
+      <w:numFmt w:val="decimal"/>
+      <w:lvlText w:val="%1."/>
+      <w:lvlJc w:val="left"/>
+      <w:pPr>
+        <w:ind w:left="360" w:hanging="360"/>
+      </w:pPr>
+      <w:rPr>
+        <w:rFonts w:hint="default"/>
+      </w:rPr>
+    </w:lvl>
+    <w:lvl w:ilvl="1" w:tplc="040A0019" w:tentative="1">
+      <w:start w:val="1"/>
+      <w:numFmt w:val="lowerLetter"/>
+      <w:lvlText w:val="%2."/>
+      <w:lvlJc w:val="left"/>
+      <w:pPr>
+        <w:ind w:left="1080" w:hanging="360"/>
+      </w:pPr>
+    </w:lvl>
+    <w:lvl w:ilvl="2" w:tplc="040A001B" w:tentative="1">
+      <w:start w:val="1"/>
+      <w:numFmt w:val="lowerRoman"/>
+      <w:lvlText w:val="%3."/>
+      <w:lvlJc w:val="right"/>
+      <w:pPr>
+        <w:ind w:left="1800" w:hanging="180"/>
+      </w:pPr>
+    </w:lvl>
+    <w:lvl w:ilvl="3" w:tplc="040A000F" w:tentative="1">
+      <w:start w:val="1"/>
+      <w:numFmt w:val="decimal"/>
+      <w:lvlText w:val="%4."/>
+      <w:lvlJc w:val="left"/>
+      <w:pPr>
+        <w:ind w:left="2520" w:hanging="360"/>
+      </w:pPr>
+    </w:lvl>
+    <w:lvl w:ilvl="4" w:tplc="040A0019" w:tentative="1">
+      <w:start w:val="1"/>
+      <w:numFmt w:val="lowerLetter"/>
+      <w:lvlText w:val="%5."/>
+      <w:lvlJc w:val="left"/>
+      <w:pPr>
+        <w:ind w:left="3240" w:hanging="360"/>
+      </w:pPr>
+    </w:lvl>
+    <w:lvl w:ilvl="5" w:tplc="040A001B" w:tentative="1">
+      <w:start w:val="1"/>
+      <w:numFmt w:val="lowerRoman"/>
+      <w:lvlText w:val="%6."/>
+      <w:lvlJc w:val="right"/>
+      <w:pPr>
+        <w:ind w:left="3960" w:hanging="180"/>
+      </w:pPr>
+    </w:lvl>
+    <w:lvl w:ilvl="6" w:tplc="040A000F" w:tentative="1">
+      <w:start w:val="1"/>
+      <w:numFmt w:val="decimal"/>
+      <w:lvlText w:val="%7."/>
+      <w:lvlJc w:val="left"/>
+      <w:pPr>
+        <w:ind w:left="4680" w:hanging="360"/>
+      </w:pPr>
+    </w:lvl>
+    <w:lvl w:ilvl="7" w:tplc="040A0019" w:tentative="1">
+      <w:start w:val="1"/>
+      <w:numFmt w:val="lowerLetter"/>
+      <w:lvlText w:val="%8."/>
+      <w:lvlJc w:val="left"/>
+      <w:pPr>
+        <w:ind w:left="5400" w:hanging="360"/>
+      </w:pPr>
+    </w:lvl>
+    <w:lvl w:ilvl="8" w:tplc="040A001B" w:tentative="1">
+      <w:start w:val="1"/>
+      <w:numFmt w:val="lowerRoman"/>
+      <w:lvlText w:val="%9."/>
+      <w:lvlJc w:val="right"/>
+      <w:pPr>
+        <w:ind w:left="6120" w:hanging="180"/>
+      </w:pPr>
+    </w:lvl>
+  </w:abstractNum>
+  <w:abstractNum w:abstractNumId="10" w15:restartNumberingAfterBreak="0">
     <w:nsid w:val="539E273F"/>
     <w:multiLevelType w:val="hybridMultilevel"/>
     <w:tmpl w:val="C3E822BC"/>
@@ -7664,7 +7814,7 @@
       </w:rPr>
     </w:lvl>
   </w:abstractNum>
-  <w:abstractNum w:abstractNumId="10" w15:restartNumberingAfterBreak="0">
+  <w:abstractNum w:abstractNumId="11" w15:restartNumberingAfterBreak="0">
     <w:nsid w:val="66772921"/>
     <w:multiLevelType w:val="multilevel"/>
     <w:tmpl w:val="467E9F4A"/>
@@ -7829,7 +7979,7 @@
     <w:abstractNumId w:val="4"/>
   </w:num>
   <w:num w:numId="6" w16cid:durableId="892233914">
-    <w:abstractNumId w:val="10"/>
+    <w:abstractNumId w:val="11"/>
   </w:num>
   <w:num w:numId="7" w16cid:durableId="362050037">
     <w:abstractNumId w:val="1"/>
@@ -7838,13 +7988,16 @@
     <w:abstractNumId w:val="8"/>
   </w:num>
   <w:num w:numId="9" w16cid:durableId="2048753278">
-    <w:abstractNumId w:val="9"/>
+    <w:abstractNumId w:val="10"/>
   </w:num>
   <w:num w:numId="10" w16cid:durableId="913589705">
     <w:abstractNumId w:val="3"/>
   </w:num>
   <w:num w:numId="11" w16cid:durableId="543059096">
     <w:abstractNumId w:val="7"/>
+  </w:num>
+  <w:num w:numId="12" w16cid:durableId="706878482">
+    <w:abstractNumId w:val="9"/>
   </w:num>
 </w:numbering>
 </file>
